--- a/public/downloads/minutes-meeting-08-03-2025-FULL-TRANSCRIPT.docx
+++ b/public/downloads/minutes-meeting-08-03-2025-FULL-TRANSCRIPT.docx
@@ -320,9 +320,21 @@
           <w:b/>
           <w:i w:val="0"/>
           <w:color w:val="8B2E2E"/>
-          <w:sz w:val="26"/>
+          <w:sz w:val="32"/>
         </w:rPr>
-        <w:t>Page 1 of 2</w:t>
+        <w:t>BEFORE THE SOLE ARBITRATOR</w:t>
+      </w:r>
+    </w:p>
+    <w:p>
+      <w:r>
+        <w:rPr>
+          <w:rFonts w:ascii="Times New Roman" w:hAnsi="Times New Roman" w:eastAsia="Times New Roman"/>
+          <w:b/>
+          <w:i w:val="0"/>
+          <w:color w:val="8B2E2E"/>
+          <w:sz w:val="32"/>
+        </w:rPr>
+        <w:t>SR. ADV. NITIN N. N. P. SARDESSAI AT PANAJI – GOA</w:t>
       </w:r>
     </w:p>
     <w:p>
@@ -333,7 +345,7 @@
           <w:i w:val="0"/>
           <w:sz w:val="22"/>
         </w:rPr>
-        <w:t>BEFORE THE SOLE ARBITRATOR</w:t>
+        <w:t>VIKRAM SHAH</w:t>
       </w:r>
     </w:p>
     <w:p>
@@ -344,7 +356,7 @@
           <w:i w:val="0"/>
           <w:sz w:val="22"/>
         </w:rPr>
-        <w:t xml:space="preserve">         SR. ADV. NITIN N. N. P. SARDESSAI</w:t>
+        <w:t>…CLAIMANT</w:t>
       </w:r>
     </w:p>
     <w:p>
@@ -355,7 +367,7 @@
           <w:i w:val="0"/>
           <w:sz w:val="22"/>
         </w:rPr>
-        <w:t xml:space="preserve">                     AT PANAJI – GOA</w:t>
+        <w:t>VERSUS</w:t>
       </w:r>
     </w:p>
     <w:p>
@@ -366,7 +378,19 @@
           <w:i w:val="0"/>
           <w:sz w:val="22"/>
         </w:rPr>
-        <w:t>VIKRAM SHAH                                          …CLAIMANT</w:t>
+        <w:t>RIVA TRINDADE AND 3 ORS                                    …RESPONDENTS</w:t>
+      </w:r>
+    </w:p>
+    <w:p>
+      <w:r>
+        <w:rPr>
+          <w:rFonts w:ascii="Times New Roman" w:hAnsi="Times New Roman" w:eastAsia="Times New Roman"/>
+          <w:b/>
+          <w:i w:val="0"/>
+          <w:color w:val="8B2E2E"/>
+          <w:sz w:val="32"/>
+        </w:rPr>
+        <w:t>MINUTES OF PROCEEDINGS DATED 08.03.2025 AT 11.00 AM</w:t>
       </w:r>
     </w:p>
     <w:p>
@@ -377,7 +401,7 @@
           <w:i w:val="0"/>
           <w:sz w:val="22"/>
         </w:rPr>
-        <w:t xml:space="preserve">                          VERSUS</w:t>
+        <w:t>1. Adv. Noorani appeared on behalf of the Claimant,  Adv.</w:t>
       </w:r>
     </w:p>
     <w:p>
@@ -388,7 +412,7 @@
           <w:i w:val="0"/>
           <w:sz w:val="22"/>
         </w:rPr>
-        <w:t>RIVA TRINDADE AND 3 ORS                          …RESPONDENTS</w:t>
+        <w:t>Vledson Braganza with Adv. V. Pavithran appeared  on</w:t>
       </w:r>
     </w:p>
     <w:p>
@@ -399,7 +423,7 @@
           <w:i w:val="0"/>
           <w:sz w:val="22"/>
         </w:rPr>
-        <w:t xml:space="preserve">     MINUTES OF PROCEEDINGS DATED 08.03.2025 AT</w:t>
+        <w:t>behalf of Respondents No. 1, 2 &amp; 3, Respondent No. 4 Shri.</w:t>
       </w:r>
     </w:p>
     <w:p>
@@ -410,7 +434,7 @@
           <w:i w:val="0"/>
           <w:sz w:val="22"/>
         </w:rPr>
-        <w:t xml:space="preserve">                     11.00 AM</w:t>
+        <w:t>Murlidhara Sadarangani  appeared in person. Authorised</w:t>
       </w:r>
     </w:p>
     <w:p>
@@ -421,7 +445,7 @@
           <w:i w:val="0"/>
           <w:sz w:val="22"/>
         </w:rPr>
-        <w:t>1.     Adv. Noorani appeared on behalf of the Claimant, Adv.</w:t>
+        <w:t>representative of the Claimant Shri.  Hemavand Namdarian</w:t>
       </w:r>
     </w:p>
     <w:p>
@@ -432,7 +456,7 @@
           <w:i w:val="0"/>
           <w:sz w:val="22"/>
         </w:rPr>
-        <w:t xml:space="preserve">       Vledson Braganza with Adv. V. Pavithran        appeared on</w:t>
+        <w:t>was present in person.</w:t>
       </w:r>
     </w:p>
     <w:p>
@@ -443,7 +467,7 @@
           <w:i w:val="0"/>
           <w:sz w:val="22"/>
         </w:rPr>
-        <w:t xml:space="preserve">       behalf of Respondents No. 1, 2 &amp; 3, Respondent No. 4 Shri.</w:t>
+        <w:t>2. Shri Murlidhar Sadarangani had written to this Tribunal, an</w:t>
       </w:r>
     </w:p>
     <w:p>
@@ -454,7 +478,7 @@
           <w:i w:val="0"/>
           <w:sz w:val="22"/>
         </w:rPr>
-        <w:t xml:space="preserve">       Murlidhara Sadarangani appeared in person. Authorised</w:t>
+        <w:t>email dated 03.03.2025, that he will be appearing in person</w:t>
       </w:r>
     </w:p>
     <w:p>
@@ -465,7 +489,7 @@
           <w:i w:val="0"/>
           <w:sz w:val="22"/>
         </w:rPr>
-        <w:t xml:space="preserve">       representative of the Claimant Shri. Hemavand Namdarian</w:t>
+        <w:t>in this matter and not through his Adv. Shri. Raunaq Rao.</w:t>
       </w:r>
     </w:p>
     <w:p>
@@ -476,7 +500,7 @@
           <w:i w:val="0"/>
           <w:sz w:val="22"/>
         </w:rPr>
-        <w:t xml:space="preserve">       was present in person.</w:t>
+        <w:t>3. Adv. V. Braganza has filed statement of defence along with</w:t>
       </w:r>
     </w:p>
     <w:p>
@@ -487,7 +511,7 @@
           <w:i w:val="0"/>
           <w:sz w:val="22"/>
         </w:rPr>
-        <w:t>2.     Shri Murlidhar Sadarangani had written to this Tribunal, an</w:t>
+        <w:t>reply, copies of the same have been served on lawyer for the</w:t>
       </w:r>
     </w:p>
     <w:p>
@@ -498,7 +522,7 @@
           <w:i w:val="0"/>
           <w:sz w:val="22"/>
         </w:rPr>
-        <w:t xml:space="preserve">       email dated 03.03.2025, that he will be appearing in person</w:t>
+        <w:t>claimant as also on Respondent No. 4. Mr. M. Sadarangani</w:t>
       </w:r>
     </w:p>
     <w:p>
@@ -509,7 +533,7 @@
           <w:i w:val="0"/>
           <w:sz w:val="22"/>
         </w:rPr>
-        <w:t xml:space="preserve">       in this matter and not through his Adv. Shri. Raunaq Rao.</w:t>
+        <w:t>has filed his reply dated 13.02.2025 and served copies to the</w:t>
       </w:r>
     </w:p>
     <w:p>
@@ -520,7 +544,7 @@
           <w:i w:val="0"/>
           <w:sz w:val="22"/>
         </w:rPr>
-        <w:t>3.     Adv. V. Braganza has filed statement of defence along with</w:t>
+        <w:t>other side. Adv. Noorani has filed his Vakalatnama on behalf of the Claimant along with hard copies of Application u/s. 17</w:t>
       </w:r>
     </w:p>
     <w:p>
@@ -531,7 +555,7 @@
           <w:i w:val="0"/>
           <w:sz w:val="22"/>
         </w:rPr>
-        <w:t xml:space="preserve">       reply, copies of the same have been served on lawyer for the</w:t>
+        <w:t>of the Arbitration Act.</w:t>
       </w:r>
     </w:p>
     <w:p>
@@ -542,7 +566,7 @@
           <w:i w:val="0"/>
           <w:sz w:val="22"/>
         </w:rPr>
-        <w:t xml:space="preserve">       claimant as also on Respondent No. 4. Mr. M. Sadarangani</w:t>
+        <w:t>4. Adv. V. Braganza seeks time to file his Vakalatnama on behalf</w:t>
       </w:r>
     </w:p>
     <w:p>
@@ -553,7 +577,7 @@
           <w:i w:val="0"/>
           <w:sz w:val="22"/>
         </w:rPr>
-        <w:t xml:space="preserve">       has filed his reply dated 13.02.2025 and served copies to the</w:t>
+        <w:t>of Respondent 1, 2 &amp; 3.</w:t>
       </w:r>
     </w:p>
     <w:p>
@@ -564,20 +588,7 @@
           <w:i w:val="0"/>
           <w:sz w:val="22"/>
         </w:rPr>
-        <w:t xml:space="preserve">       other side. Adv. Noorani has filed his Vakalatnama on behalf</w:t>
-      </w:r>
-    </w:p>
-    <w:p/>
-    <w:p>
-      <w:r>
-        <w:rPr>
-          <w:rFonts w:ascii="Times New Roman" w:hAnsi="Times New Roman" w:eastAsia="Times New Roman"/>
-          <w:b/>
-          <w:i w:val="0"/>
-          <w:color w:val="8B2E2E"/>
-          <w:sz w:val="26"/>
-        </w:rPr>
-        <w:t>Page 2 of 2</w:t>
+        <w:t>5. Adv. Noorani states that he requires time to seek instructions</w:t>
       </w:r>
     </w:p>
     <w:p>
@@ -588,7 +599,7 @@
           <w:i w:val="0"/>
           <w:sz w:val="22"/>
         </w:rPr>
-        <w:t>of the Claimant along with hard copies of Application u/s. 17</w:t>
+        <w:t>and file a rejoinder to the reply filed by Respondent 1, 2 &amp; 3.</w:t>
       </w:r>
     </w:p>
     <w:p>
@@ -599,7 +610,7 @@
           <w:i w:val="0"/>
           <w:sz w:val="22"/>
         </w:rPr>
-        <w:t xml:space="preserve">     of the Arbitration Act.</w:t>
+        <w:t>Mr. Sadarangani states that he also will apply his mind to the</w:t>
       </w:r>
     </w:p>
     <w:p>
@@ -610,7 +621,7 @@
           <w:i w:val="0"/>
           <w:sz w:val="22"/>
         </w:rPr>
-        <w:t>4.   Adv. V. Braganza seeks time to file his Vakalatnama on behalf</w:t>
+        <w:t>reply  filed by  Respondent 1, 2 &amp; 3 and consider  filing  any</w:t>
       </w:r>
     </w:p>
     <w:p>
@@ -621,7 +632,7 @@
           <w:i w:val="0"/>
           <w:sz w:val="22"/>
         </w:rPr>
-        <w:t xml:space="preserve">     of Respondent 1, 2 &amp; 3.</w:t>
+        <w:t>further affidavit/reply.</w:t>
       </w:r>
     </w:p>
     <w:p>
@@ -632,7 +643,7 @@
           <w:i w:val="0"/>
           <w:sz w:val="22"/>
         </w:rPr>
-        <w:t>5.   Adv. Noorani states that he requires time to seek instructions</w:t>
+        <w:t>6. The time sought by Adv. Noorani and Mr. Sadarangani is not</w:t>
       </w:r>
     </w:p>
     <w:p>
@@ -643,7 +654,7 @@
           <w:i w:val="0"/>
           <w:sz w:val="22"/>
         </w:rPr>
-        <w:t xml:space="preserve">     and file a rejoinder to the reply filed by Respondent 1, 2 &amp; 3.</w:t>
+        <w:t>objected to, by Adv. V. Braganza. Hence matter is adjourned</w:t>
       </w:r>
     </w:p>
     <w:p>
@@ -654,7 +665,7 @@
           <w:i w:val="0"/>
           <w:sz w:val="22"/>
         </w:rPr>
-        <w:t xml:space="preserve">     Mr. Sadarangani states that he also will apply his mind to the</w:t>
+        <w:t>to 22.03.2025 at 4.00 PM at the same venue.</w:t>
       </w:r>
     </w:p>
     <w:p>
@@ -665,7 +676,7 @@
           <w:i w:val="0"/>
           <w:sz w:val="22"/>
         </w:rPr>
-        <w:t xml:space="preserve">     reply filed by Respondent 1, 2 &amp; 3 and consider filing any</w:t>
+        <w:t>7. If parties are filing any further pleadings, the same may be</w:t>
       </w:r>
     </w:p>
     <w:p>
@@ -676,7 +687,7 @@
           <w:i w:val="0"/>
           <w:sz w:val="22"/>
         </w:rPr>
-        <w:t xml:space="preserve">     further affidavit/reply.</w:t>
+        <w:t>exchanged among themselves by 21.03.2025.</w:t>
       </w:r>
     </w:p>
     <w:p>
@@ -687,7 +698,7 @@
           <w:i w:val="0"/>
           <w:sz w:val="22"/>
         </w:rPr>
-        <w:t>6.   The time sought by Adv. Noorani and Mr. Sadarangani is not</w:t>
+        <w:t>8. Stand over to 22.03.2025 at 04.00 PM at the same venue for</w:t>
       </w:r>
     </w:p>
     <w:p>
@@ -698,7 +709,7 @@
           <w:i w:val="0"/>
           <w:sz w:val="22"/>
         </w:rPr>
-        <w:t xml:space="preserve">     objected to, by Adv. V. Braganza. Hence matter is adjourned</w:t>
+        <w:t>arguments on all pending Misc. Applications.</w:t>
       </w:r>
     </w:p>
     <w:p>
@@ -709,7 +720,7 @@
           <w:i w:val="0"/>
           <w:sz w:val="22"/>
         </w:rPr>
-        <w:t xml:space="preserve">     to 22.03.2025 at 4.00 PM at the same venue.</w:t>
+        <w:t>Place: Panaji – Goa.</w:t>
       </w:r>
     </w:p>
     <w:p>
@@ -720,7 +731,7 @@
           <w:i w:val="0"/>
           <w:sz w:val="22"/>
         </w:rPr>
-        <w:t>7.   If parties are filing any further pleadings, the same may be</w:t>
+        <w:t>Date:08.03.2025</w:t>
       </w:r>
     </w:p>
     <w:p>
@@ -731,7 +742,7 @@
           <w:i w:val="0"/>
           <w:sz w:val="22"/>
         </w:rPr>
-        <w:t xml:space="preserve">     exchanged among themselves by 21.03.2025.</w:t>
+        <w:t>Sr. Adv. Nitin N. N. P. Sardessai</w:t>
       </w:r>
     </w:p>
     <w:p>
@@ -742,43 +753,9 @@
           <w:i w:val="0"/>
           <w:sz w:val="22"/>
         </w:rPr>
-        <w:t>8.   Stand over to 22.03.2025 at 04.00 PM at the same venue for</w:t>
+        <w:t>Sole Arbitrator</w:t>
       </w:r>
     </w:p>
-    <w:p>
-      <w:r>
-        <w:rPr>
-          <w:rFonts w:ascii="Times New Roman" w:hAnsi="Times New Roman" w:eastAsia="Times New Roman"/>
-          <w:b w:val="0"/>
-          <w:i w:val="0"/>
-          <w:sz w:val="22"/>
-        </w:rPr>
-        <w:t xml:space="preserve">     arguments on all pending Misc. Applications.</w:t>
-      </w:r>
-    </w:p>
-    <w:p>
-      <w:r>
-        <w:rPr>
-          <w:rFonts w:ascii="Times New Roman" w:hAnsi="Times New Roman" w:eastAsia="Times New Roman"/>
-          <w:b w:val="0"/>
-          <w:i w:val="0"/>
-          <w:sz w:val="22"/>
-        </w:rPr>
-        <w:t>Place: Panaji – Goa.           Sr. Adv. Nitin N. N. P. Sardessai</w:t>
-      </w:r>
-    </w:p>
-    <w:p>
-      <w:r>
-        <w:rPr>
-          <w:rFonts w:ascii="Times New Roman" w:hAnsi="Times New Roman" w:eastAsia="Times New Roman"/>
-          <w:b w:val="0"/>
-          <w:i w:val="0"/>
-          <w:sz w:val="22"/>
-        </w:rPr>
-        <w:t>Date:08.03.2025                          Sole Arbitrator</w:t>
-      </w:r>
-    </w:p>
-    <w:p/>
     <w:sectPr>
       <w:headerReference w:type="default" r:id="rId9"/>
       <w:footerReference w:type="default" r:id="rId10"/>
